--- a/5anno/esame-V-anno/2019_esame5/2019-straord/2019-straord_soluzione.docx
+++ b/5anno/esame-V-anno/2019_esame5/2019-straord/2019-straord_soluzione.docx
@@ -126,90 +126,207 @@
       </w:pPr>
       <w:r>
         <w:rPr/>
-        <w:t>Un ospedale ha sei reparti distribuiti su tre piani (ogni reparto si sviluppa su un unico piano) e vuole innovare la sua infrastruttura tecnologica per realizzare servizi interni. Una delle procedure da informatizzare riguarda la gestione delle terapie mediche prescritte giornalmente ai pazienti ricoverati. In particolare, si vuole che ogni medico di reparto, dopo avere visitato un paziente, possa collegarsi in modalità wireless ad un server web interno, dislocato in un locale tecnico, per registrare le seguenti informazioni in una base di dati:</w:t>
-      </w:r>
-    </w:p>
-    <w:p>
-      <w:pPr>
-        <w:pStyle w:val="Normal"/>
-        <w:bidi w:val="0"/>
-        <w:jc w:val="left"/>
-        <w:rPr/>
-      </w:pPr>
-      <w:r>
-        <w:rPr/>
-        <w:t>identificativi di medico, reparto, paziente</w:t>
-      </w:r>
-    </w:p>
-    <w:p>
-      <w:pPr>
-        <w:pStyle w:val="Normal"/>
-        <w:bidi w:val="0"/>
-        <w:jc w:val="left"/>
-        <w:rPr/>
-      </w:pPr>
-      <w:r>
-        <w:rPr/>
-        <w:t>data ed ora della visita</w:t>
-      </w:r>
-    </w:p>
-    <w:p>
-      <w:pPr>
-        <w:pStyle w:val="Normal"/>
-        <w:bidi w:val="0"/>
-        <w:jc w:val="left"/>
-        <w:rPr/>
-      </w:pPr>
-      <w:r>
-        <w:rPr/>
-        <w:t>annotazioni generali relative allo stato di salute del paziente</w:t>
-      </w:r>
-    </w:p>
-    <w:p>
-      <w:pPr>
-        <w:pStyle w:val="Normal"/>
-        <w:bidi w:val="0"/>
-        <w:jc w:val="left"/>
-        <w:rPr/>
-      </w:pPr>
-      <w:r>
-        <w:rPr/>
-        <w:t>pressione arteriosa minima e massima, temperatura, frequenza cardiaca</w:t>
-      </w:r>
-    </w:p>
-    <w:p>
-      <w:pPr>
-        <w:pStyle w:val="Normal"/>
-        <w:bidi w:val="0"/>
-        <w:jc w:val="left"/>
-        <w:rPr/>
-      </w:pPr>
-      <w:r>
-        <w:rPr/>
-        <w:t>eventuale prescrizione terapeutica (uno o più farmaci da assumere e relativa posologia)</w:t>
-      </w:r>
-    </w:p>
-    <w:p>
-      <w:pPr>
-        <w:pStyle w:val="Normal"/>
-        <w:bidi w:val="0"/>
-        <w:jc w:val="left"/>
-        <w:rPr/>
-      </w:pPr>
-      <w:r>
-        <w:rPr/>
-      </w:r>
-    </w:p>
-    <w:p>
-      <w:pPr>
-        <w:pStyle w:val="Normal"/>
-        <w:bidi w:val="0"/>
-        <w:jc w:val="left"/>
-        <w:rPr/>
-      </w:pPr>
-      <w:r>
-        <w:rPr/>
-        <w:t>Poiché nei reparti non sono mantenute scorte di farmaci, allo stesso server si collegherà anche la farmacia ospedaliera per predisporre i farmaci da inviare ai reparti per le terapie.</w:t>
+        <w:t xml:space="preserve">Un ospedale ha sei reparti distribuiti su tre piani (ogni reparto si sviluppa su un unico piano) e vuole innovare la sua infrastruttura tecnologica per realizzare servizi interni. </w:t>
+        <w:br/>
+        <w:t xml:space="preserve">Una delle procedure da informatizzare riguarda la gestione delle </w:t>
+      </w:r>
+      <w:r>
+        <w:rPr>
+          <w:b/>
+          <w:bCs/>
+        </w:rPr>
+        <w:t xml:space="preserve">terapie mediche prescritte </w:t>
+      </w:r>
+      <w:r>
+        <w:rPr>
+          <w:b/>
+          <w:bCs/>
+          <w:u w:val="single"/>
+        </w:rPr>
+        <w:t>giornalmente</w:t>
+      </w:r>
+      <w:r>
+        <w:rPr/>
+        <w:t xml:space="preserve"> ai pazienti ricoverati. In particolare, si vuole che ogni medico di reparto, dopo avere visitato un paziente, possa collegarsi in modalità wireless ad un server web interno, dislocato in un locale tecnico, per registrare le seguenti informazioni in una base di dati: </w:t>
+      </w:r>
+    </w:p>
+    <w:p>
+      <w:pPr>
+        <w:pStyle w:val="Normal"/>
+        <w:bidi w:val="0"/>
+        <w:jc w:val="left"/>
+        <w:rPr/>
+      </w:pPr>
+      <w:r>
+        <w:rPr/>
+        <w:t xml:space="preserve">- identificativi di </w:t>
+      </w:r>
+    </w:p>
+    <w:p>
+      <w:pPr>
+        <w:pStyle w:val="Normal"/>
+        <w:bidi w:val="0"/>
+        <w:jc w:val="left"/>
+        <w:rPr/>
+      </w:pPr>
+      <w:r>
+        <w:rPr/>
+        <w:tab/>
+        <w:t>- medico,</w:t>
+      </w:r>
+    </w:p>
+    <w:p>
+      <w:pPr>
+        <w:pStyle w:val="Normal"/>
+        <w:bidi w:val="0"/>
+        <w:jc w:val="left"/>
+        <w:rPr/>
+      </w:pPr>
+      <w:r>
+        <w:rPr/>
+        <w:tab/>
+        <w:t>- reparto,</w:t>
+      </w:r>
+    </w:p>
+    <w:p>
+      <w:pPr>
+        <w:pStyle w:val="Normal"/>
+        <w:bidi w:val="0"/>
+        <w:jc w:val="left"/>
+        <w:rPr/>
+      </w:pPr>
+      <w:r>
+        <w:rPr/>
+        <w:tab/>
+        <w:t>- paziente</w:t>
+      </w:r>
+    </w:p>
+    <w:p>
+      <w:pPr>
+        <w:pStyle w:val="Normal"/>
+        <w:bidi w:val="0"/>
+        <w:jc w:val="left"/>
+        <w:rPr/>
+      </w:pPr>
+      <w:r>
+        <w:rPr/>
+        <w:t>- data ed ora della visita</w:t>
+      </w:r>
+    </w:p>
+    <w:p>
+      <w:pPr>
+        <w:pStyle w:val="Normal"/>
+        <w:bidi w:val="0"/>
+        <w:jc w:val="left"/>
+        <w:rPr/>
+      </w:pPr>
+      <w:r>
+        <w:rPr/>
+        <w:t>- annotazioni generali relative allo stato di salute del paziente</w:t>
+      </w:r>
+    </w:p>
+    <w:p>
+      <w:pPr>
+        <w:pStyle w:val="Normal"/>
+        <w:bidi w:val="0"/>
+        <w:jc w:val="left"/>
+        <w:rPr/>
+      </w:pPr>
+      <w:r>
+        <w:rPr/>
+        <w:t>- pressione arteriosa minima</w:t>
+      </w:r>
+    </w:p>
+    <w:p>
+      <w:pPr>
+        <w:pStyle w:val="Normal"/>
+        <w:bidi w:val="0"/>
+        <w:jc w:val="left"/>
+        <w:rPr/>
+      </w:pPr>
+      <w:r>
+        <w:rPr/>
+        <w:t>- e massima,</w:t>
+      </w:r>
+    </w:p>
+    <w:p>
+      <w:pPr>
+        <w:pStyle w:val="Normal"/>
+        <w:bidi w:val="0"/>
+        <w:jc w:val="left"/>
+        <w:rPr/>
+      </w:pPr>
+      <w:r>
+        <w:rPr/>
+        <w:t>- temperatura,</w:t>
+      </w:r>
+    </w:p>
+    <w:p>
+      <w:pPr>
+        <w:pStyle w:val="Normal"/>
+        <w:bidi w:val="0"/>
+        <w:jc w:val="left"/>
+        <w:rPr/>
+      </w:pPr>
+      <w:r>
+        <w:rPr/>
+        <w:t>- frequenza cardiaca</w:t>
+      </w:r>
+    </w:p>
+    <w:p>
+      <w:pPr>
+        <w:pStyle w:val="Normal"/>
+        <w:bidi w:val="0"/>
+        <w:jc w:val="left"/>
+        <w:rPr/>
+      </w:pPr>
+      <w:r>
+        <w:rPr/>
+        <w:t>- eventuale prescrizione terapeutica (</w:t>
+      </w:r>
+      <w:r>
+        <w:rPr>
+          <w:b/>
+          <w:bCs/>
+        </w:rPr>
+        <w:t xml:space="preserve">uno o più </w:t>
+      </w:r>
+      <w:r>
+        <w:rPr/>
+        <w:t>farmaci da assumere e relativa posologia)</w:t>
+      </w:r>
+    </w:p>
+    <w:p>
+      <w:pPr>
+        <w:pStyle w:val="Normal"/>
+        <w:bidi w:val="0"/>
+        <w:jc w:val="left"/>
+        <w:rPr/>
+      </w:pPr>
+      <w:r>
+        <w:rPr/>
+      </w:r>
+    </w:p>
+    <w:p>
+      <w:pPr>
+        <w:pStyle w:val="Normal"/>
+        <w:bidi w:val="0"/>
+        <w:jc w:val="left"/>
+        <w:rPr/>
+      </w:pPr>
+      <w:r>
+        <w:rPr/>
+        <w:t xml:space="preserve">Poiché nei reparti non sono mantenute scorte di farmaci, </w:t>
+      </w:r>
+      <w:r>
+        <w:rPr>
+          <w:u w:val="single"/>
+        </w:rPr>
+        <w:t>allo stesso server si collegherà anche la farmacia ospedaliera</w:t>
+      </w:r>
+      <w:r>
+        <w:rPr/>
+        <w:t xml:space="preserve"> per predisporre i farmaci da inviare ai reparti per le terapie.</w:t>
       </w:r>
     </w:p>
     <w:p>
@@ -256,31 +373,31 @@
       </w:pPr>
       <w:r>
         <w:rPr/>
-        <w:t>le operazioni siano fatte esclusivamente attraverso tablet forniti ai medici dall’azienda ospedaliera;</w:t>
-      </w:r>
-    </w:p>
-    <w:p>
-      <w:pPr>
-        <w:pStyle w:val="Normal"/>
-        <w:bidi w:val="0"/>
-        <w:jc w:val="left"/>
-        <w:rPr/>
-      </w:pPr>
-      <w:r>
-        <w:rPr/>
-        <w:t>i medici siano identificati al momento dell’accesso alla rete wireless;</w:t>
-      </w:r>
-    </w:p>
-    <w:p>
-      <w:pPr>
-        <w:pStyle w:val="Normal"/>
-        <w:bidi w:val="0"/>
-        <w:jc w:val="left"/>
-        <w:rPr/>
-      </w:pPr>
-      <w:r>
-        <w:rPr/>
-        <w:t>i tablet non possano collegarsi a siti web non autorizzati.</w:t>
+        <w:t>- le operazioni siano fatte esclusivamente attraverso tablet forniti ai medici dall’azienda ospedaliera;</w:t>
+      </w:r>
+    </w:p>
+    <w:p>
+      <w:pPr>
+        <w:pStyle w:val="Normal"/>
+        <w:bidi w:val="0"/>
+        <w:jc w:val="left"/>
+        <w:rPr/>
+      </w:pPr>
+      <w:r>
+        <w:rPr/>
+        <w:t>- i medici siano identificati al momento dell’accesso alla rete wireless;</w:t>
+      </w:r>
+    </w:p>
+    <w:p>
+      <w:pPr>
+        <w:pStyle w:val="Normal"/>
+        <w:bidi w:val="0"/>
+        <w:jc w:val="left"/>
+        <w:rPr/>
+      </w:pPr>
+      <w:r>
+        <w:rPr/>
+        <w:t>- i tablet non possano collegarsi a siti web non autorizzati.</w:t>
       </w:r>
     </w:p>
     <w:p>
@@ -466,18 +583,6 @@
       </w:pPr>
       <w:r>
         <w:rPr/>
-        <w:t xml:space="preserve">Come abitudine sulle pagine del nostro sito, approfondiamo la componente di Sistemi &amp; Reti e delle applicazione di laboratorio inerenti, presenti sulla traccia d’esame.  </w:t>
-      </w:r>
-    </w:p>
-    <w:p>
-      <w:pPr>
-        <w:pStyle w:val="Normal"/>
-        <w:bidi w:val="0"/>
-        <w:jc w:val="left"/>
-        <w:rPr/>
-      </w:pPr>
-      <w:r>
-        <w:rPr/>
         <w:t>In particolare, quindi, ci concentriamo sui punti 1 e 3. Ricordiamo che la soluzione non ha valore di assoluta certezza, poiché non esiste una soluzione univoca, ma fornisce allo studente elementi di riflessione ed approfondimento per svolgere analoga progettazione in fase d’esame, raccogliendo le varie conoscenze e competenze acquisite nel corso degli anni.</w:t>
       </w:r>
     </w:p>
@@ -501,7 +606,19 @@
       </w:pPr>
       <w:r>
         <w:rPr/>
-        <w:t>La progettazione della rete è un classico esempio svolto a lezione, simulato anche con Cisco Packet Tracer. Si tratta di applicare elementi di cablaggio strutturato, con elementi di reti wireless. Vediamo, innanzi tutto, un possibile schema su cui ragionare la nostra progettazione.</w:t>
+        <w:t>P</w:t>
+      </w:r>
+      <w:r>
+        <w:rPr/>
+        <w:t xml:space="preserve">rogettazione della rete ... </w:t>
+      </w:r>
+      <w:r>
+        <w:rPr/>
+        <w:t>s</w:t>
+      </w:r>
+      <w:r>
+        <w:rPr/>
+        <w:t>i tratta di applicare elementi di cablaggio strutturato, con elementi di reti wireless. Vediamo, innanzi tutto, un possibile schema su cui ragionare la nostra progettazione.</w:t>
       </w:r>
     </w:p>
     <w:p>
@@ -589,6 +706,10 @@
     <w:p>
       <w:pPr>
         <w:pStyle w:val="Heading4"/>
+        <w:numPr>
+          <w:ilvl w:val="3"/>
+          <w:numId w:val="1"/>
+        </w:numPr>
         <w:bidi w:val="0"/>
         <w:ind w:hanging="0" w:left="0"/>
         <w:jc w:val="left"/>
@@ -1473,6 +1594,10 @@
     <w:p>
       <w:pPr>
         <w:pStyle w:val="Heading5"/>
+        <w:numPr>
+          <w:ilvl w:val="4"/>
+          <w:numId w:val="1"/>
+        </w:numPr>
         <w:bidi w:val="0"/>
         <w:ind w:hanging="0" w:left="0"/>
         <w:jc w:val="left"/>
@@ -1585,54 +1710,30 @@
       </w:pPr>
       <w:r>
         <w:rPr/>
-        <w:t xml:space="preserve">192.168.40.0/24 </w:t>
-      </w:r>
-      <w:r>
-        <w:rPr/>
-        <w:t>l</w:t>
-      </w:r>
-      <w:r>
-        <w:rPr/>
-        <w:t>a stanza tecnica</w:t>
-      </w:r>
-    </w:p>
-    <w:p>
-      <w:pPr>
-        <w:pStyle w:val="Normal"/>
-        <w:bidi w:val="0"/>
-        <w:jc w:val="left"/>
-        <w:rPr/>
-      </w:pPr>
-      <w:r>
-        <w:rPr/>
-      </w:r>
-    </w:p>
-    <w:p>
-      <w:pPr>
-        <w:pStyle w:val="Normal"/>
-        <w:bidi w:val="0"/>
-        <w:jc w:val="left"/>
-        <w:rPr/>
-      </w:pPr>
-      <w:r>
-        <w:rPr/>
-        <w:t xml:space="preserve">Le reti scelte contano tutte </w:t>
-      </w:r>
-      <w:r>
-        <w:rPr/>
-        <w:t>(</w:t>
-      </w:r>
-      <w:r>
-        <w:rPr/>
-        <w:t>256–2</w:t>
-      </w:r>
-      <w:r>
-        <w:rPr/>
-        <w:t>)</w:t>
-      </w:r>
-      <w:r>
-        <w:rPr/>
-        <w:t xml:space="preserve"> host, numero adeguato a gestire il carico di utenze decisamente meno numeroso. Gli indirizzi IP possono essere distribuiti mediante DHCP impostato sul WLC o sul router, tutti in versione IP v4, mentre i server devono necessariamente avere IP fisso (ad es. 192.168.40.10/24, 192.168.40.20/24, 192.168.40.30/24 per i rispettivi tre server ed un IP di manutenzione per il WLC 192.168.50/24). </w:t>
+        <w:t>192.168.40.0/24 la stanza tecnica</w:t>
+      </w:r>
+    </w:p>
+    <w:p>
+      <w:pPr>
+        <w:pStyle w:val="Normal"/>
+        <w:bidi w:val="0"/>
+        <w:jc w:val="left"/>
+        <w:rPr/>
+      </w:pPr>
+      <w:r>
+        <w:rPr/>
+      </w:r>
+    </w:p>
+    <w:p>
+      <w:pPr>
+        <w:pStyle w:val="Normal"/>
+        <w:bidi w:val="0"/>
+        <w:jc w:val="left"/>
+        <w:rPr/>
+      </w:pPr>
+      <w:r>
+        <w:rPr/>
+        <w:t xml:space="preserve">Le reti scelte contano tutte (256–2) host, numero adeguato a gestire il carico di utenze decisamente meno numeroso. Gli indirizzi IP possono essere distribuiti mediante DHCP impostato sul WLC o sul router, tutti in versione IP v4, mentre i server devono necessariamente avere IP fisso (ad es. 192.168.40.10/24, 192.168.40.20/24, 192.168.40.30/24 per i rispettivi tre server ed un IP di manutenzione per il WLC 192.168.50/24). </w:t>
       </w:r>
     </w:p>
     <w:p>
@@ -1661,6 +1762,10 @@
     <w:p>
       <w:pPr>
         <w:pStyle w:val="Heading5"/>
+        <w:numPr>
+          <w:ilvl w:val="4"/>
+          <w:numId w:val="1"/>
+        </w:numPr>
         <w:bidi w:val="0"/>
         <w:ind w:hanging="0" w:left="0"/>
         <w:jc w:val="left"/>
@@ -1765,6 +1870,10 @@
     <w:p>
       <w:pPr>
         <w:pStyle w:val="Heading6"/>
+        <w:numPr>
+          <w:ilvl w:val="5"/>
+          <w:numId w:val="1"/>
+        </w:numPr>
         <w:bidi w:val="0"/>
         <w:ind w:hanging="0" w:left="0"/>
         <w:jc w:val="left"/>
@@ -3626,6 +3735,10 @@
     <w:p>
       <w:pPr>
         <w:pStyle w:val="Heading4"/>
+        <w:numPr>
+          <w:ilvl w:val="3"/>
+          <w:numId w:val="1"/>
+        </w:numPr>
         <w:bidi w:val="0"/>
         <w:ind w:hanging="0" w:left="0"/>
         <w:jc w:val="left"/>
@@ -3662,6 +3775,10 @@
     <w:p>
       <w:pPr>
         <w:pStyle w:val="Heading5"/>
+        <w:numPr>
+          <w:ilvl w:val="4"/>
+          <w:numId w:val="1"/>
+        </w:numPr>
         <w:bidi w:val="0"/>
         <w:ind w:hanging="0" w:left="0"/>
         <w:jc w:val="left"/>
@@ -6296,6 +6413,10 @@
     <w:p>
       <w:pPr>
         <w:pStyle w:val="Heading5"/>
+        <w:numPr>
+          <w:ilvl w:val="4"/>
+          <w:numId w:val="1"/>
+        </w:numPr>
         <w:bidi w:val="0"/>
         <w:ind w:hanging="0" w:left="0"/>
         <w:jc w:val="left"/>
@@ -6390,6 +6511,10 @@
     <w:p>
       <w:pPr>
         <w:pStyle w:val="Heading5"/>
+        <w:numPr>
+          <w:ilvl w:val="4"/>
+          <w:numId w:val="1"/>
+        </w:numPr>
         <w:bidi w:val="0"/>
         <w:ind w:hanging="0" w:left="0"/>
         <w:jc w:val="left"/>
@@ -6547,6 +6672,7 @@
       <w:pgNumType w:fmt="decimal"/>
       <w:formProt w:val="false"/>
       <w:textDirection w:val="lrTb"/>
+      <w:docGrid w:type="default" w:linePitch="100" w:charSpace="0"/>
     </w:sectPr>
   </w:body>
 </w:document>
@@ -6557,7 +6683,6 @@
   <w:abstractNum w:abstractNumId="1">
     <w:lvl w:ilvl="0">
       <w:start w:val="1"/>
-      <w:pStyle w:val="Heading1"/>
       <w:numFmt w:val="none"/>
       <w:suff w:val="nothing"/>
       <w:lvlText w:val=""/>
@@ -6568,10 +6693,10 @@
         </w:tabs>
         <w:ind w:left="0" w:hanging="0"/>
       </w:pPr>
+      <w:rPr/>
     </w:lvl>
     <w:lvl w:ilvl="1">
       <w:start w:val="1"/>
-      <w:pStyle w:val="Heading2"/>
       <w:numFmt w:val="none"/>
       <w:suff w:val="nothing"/>
       <w:lvlText w:val=""/>
@@ -6582,10 +6707,10 @@
         </w:tabs>
         <w:ind w:left="0" w:hanging="0"/>
       </w:pPr>
+      <w:rPr/>
     </w:lvl>
     <w:lvl w:ilvl="2">
       <w:start w:val="1"/>
-      <w:pStyle w:val="Heading3"/>
       <w:numFmt w:val="none"/>
       <w:suff w:val="nothing"/>
       <w:lvlText w:val=""/>
@@ -6596,10 +6721,10 @@
         </w:tabs>
         <w:ind w:left="0" w:hanging="0"/>
       </w:pPr>
+      <w:rPr/>
     </w:lvl>
     <w:lvl w:ilvl="3">
       <w:start w:val="1"/>
-      <w:pStyle w:val="Heading4"/>
       <w:numFmt w:val="none"/>
       <w:suff w:val="nothing"/>
       <w:lvlText w:val=""/>
@@ -6610,10 +6735,10 @@
         </w:tabs>
         <w:ind w:left="0" w:hanging="0"/>
       </w:pPr>
+      <w:rPr/>
     </w:lvl>
     <w:lvl w:ilvl="4">
       <w:start w:val="1"/>
-      <w:pStyle w:val="Heading5"/>
       <w:numFmt w:val="none"/>
       <w:suff w:val="nothing"/>
       <w:lvlText w:val=""/>
@@ -6624,10 +6749,10 @@
         </w:tabs>
         <w:ind w:left="0" w:hanging="0"/>
       </w:pPr>
+      <w:rPr/>
     </w:lvl>
     <w:lvl w:ilvl="5">
       <w:start w:val="1"/>
-      <w:pStyle w:val="Heading6"/>
       <w:numFmt w:val="none"/>
       <w:suff w:val="nothing"/>
       <w:lvlText w:val=""/>
@@ -6638,6 +6763,7 @@
         </w:tabs>
         <w:ind w:left="0" w:hanging="0"/>
       </w:pPr>
+      <w:rPr/>
     </w:lvl>
     <w:lvl w:ilvl="6">
       <w:start w:val="1"/>
@@ -6651,6 +6777,7 @@
         </w:tabs>
         <w:ind w:left="0" w:hanging="0"/>
       </w:pPr>
+      <w:rPr/>
     </w:lvl>
     <w:lvl w:ilvl="7">
       <w:start w:val="1"/>
@@ -6664,6 +6791,7 @@
         </w:tabs>
         <w:ind w:left="0" w:hanging="0"/>
       </w:pPr>
+      <w:rPr/>
     </w:lvl>
     <w:lvl w:ilvl="8">
       <w:start w:val="1"/>
@@ -6677,6 +6805,7 @@
         </w:tabs>
         <w:ind w:left="0" w:hanging="0"/>
       </w:pPr>
+      <w:rPr/>
     </w:lvl>
   </w:abstractNum>
   <w:abstractNum w:abstractNumId="2">
@@ -7088,6 +7217,125 @@
       <w:rPr>
         <w:rFonts w:ascii="Symbol" w:hAnsi="Symbol" w:cs="Symbol" w:hint="default"/>
       </w:rPr>
+    </w:lvl>
+  </w:abstractNum>
+  <w:abstractNum w:abstractNumId="5">
+    <w:lvl w:ilvl="0">
+      <w:start w:val="1"/>
+      <w:numFmt w:val="none"/>
+      <w:suff w:val="nothing"/>
+      <w:lvlText w:val=""/>
+      <w:lvlJc w:val="left"/>
+      <w:pPr>
+        <w:tabs>
+          <w:tab w:val="num" w:pos="0"/>
+        </w:tabs>
+        <w:ind w:left="0" w:hanging="0"/>
+      </w:pPr>
+    </w:lvl>
+    <w:lvl w:ilvl="1">
+      <w:start w:val="1"/>
+      <w:numFmt w:val="none"/>
+      <w:suff w:val="nothing"/>
+      <w:lvlText w:val=""/>
+      <w:lvlJc w:val="left"/>
+      <w:pPr>
+        <w:tabs>
+          <w:tab w:val="num" w:pos="0"/>
+        </w:tabs>
+        <w:ind w:left="0" w:hanging="0"/>
+      </w:pPr>
+    </w:lvl>
+    <w:lvl w:ilvl="2">
+      <w:start w:val="1"/>
+      <w:numFmt w:val="none"/>
+      <w:suff w:val="nothing"/>
+      <w:lvlText w:val=""/>
+      <w:lvlJc w:val="left"/>
+      <w:pPr>
+        <w:tabs>
+          <w:tab w:val="num" w:pos="0"/>
+        </w:tabs>
+        <w:ind w:left="0" w:hanging="0"/>
+      </w:pPr>
+    </w:lvl>
+    <w:lvl w:ilvl="3">
+      <w:start w:val="1"/>
+      <w:numFmt w:val="none"/>
+      <w:suff w:val="nothing"/>
+      <w:lvlText w:val=""/>
+      <w:lvlJc w:val="left"/>
+      <w:pPr>
+        <w:tabs>
+          <w:tab w:val="num" w:pos="0"/>
+        </w:tabs>
+        <w:ind w:left="0" w:hanging="0"/>
+      </w:pPr>
+    </w:lvl>
+    <w:lvl w:ilvl="4">
+      <w:start w:val="1"/>
+      <w:numFmt w:val="none"/>
+      <w:suff w:val="nothing"/>
+      <w:lvlText w:val=""/>
+      <w:lvlJc w:val="left"/>
+      <w:pPr>
+        <w:tabs>
+          <w:tab w:val="num" w:pos="0"/>
+        </w:tabs>
+        <w:ind w:left="0" w:hanging="0"/>
+      </w:pPr>
+    </w:lvl>
+    <w:lvl w:ilvl="5">
+      <w:start w:val="1"/>
+      <w:numFmt w:val="none"/>
+      <w:suff w:val="nothing"/>
+      <w:lvlText w:val=""/>
+      <w:lvlJc w:val="left"/>
+      <w:pPr>
+        <w:tabs>
+          <w:tab w:val="num" w:pos="0"/>
+        </w:tabs>
+        <w:ind w:left="0" w:hanging="0"/>
+      </w:pPr>
+    </w:lvl>
+    <w:lvl w:ilvl="6">
+      <w:start w:val="1"/>
+      <w:numFmt w:val="none"/>
+      <w:suff w:val="nothing"/>
+      <w:lvlText w:val=""/>
+      <w:lvlJc w:val="left"/>
+      <w:pPr>
+        <w:tabs>
+          <w:tab w:val="num" w:pos="0"/>
+        </w:tabs>
+        <w:ind w:left="0" w:hanging="0"/>
+      </w:pPr>
+    </w:lvl>
+    <w:lvl w:ilvl="7">
+      <w:start w:val="1"/>
+      <w:numFmt w:val="none"/>
+      <w:suff w:val="nothing"/>
+      <w:lvlText w:val=""/>
+      <w:lvlJc w:val="left"/>
+      <w:pPr>
+        <w:tabs>
+          <w:tab w:val="num" w:pos="0"/>
+        </w:tabs>
+        <w:ind w:left="0" w:hanging="0"/>
+      </w:pPr>
+    </w:lvl>
+    <w:lvl w:ilvl="8">
+      <w:start w:val="1"/>
+      <w:numFmt w:val="none"/>
+      <w:suff w:val="nothing"/>
+      <w:lvlText w:val=""/>
+      <w:lvlJc w:val="left"/>
+      <w:pPr>
+        <w:tabs>
+          <w:tab w:val="num" w:pos="0"/>
+        </w:tabs>
+        <w:ind w:left="0" w:hanging="0"/>
+      </w:pPr>
     </w:lvl>
   </w:abstractNum>
   <w:num w:numId="1">
@@ -7101,6 +7349,9 @@
   </w:num>
   <w:num w:numId="4">
     <w:abstractNumId w:val="4"/>
+  </w:num>
+  <w:num w:numId="5">
+    <w:abstractNumId w:val="5"/>
   </w:num>
 </w:numbering>
 </file>
@@ -7119,7 +7370,6 @@
     </w:rPrDefault>
     <w:pPrDefault>
       <w:pPr>
-        <w:widowControl/>
         <w:suppressAutoHyphens w:val="true"/>
       </w:pPr>
     </w:pPrDefault>
@@ -7129,7 +7379,10 @@
     <w:qFormat/>
     <w:pPr>
       <w:widowControl/>
+      <w:suppressAutoHyphens w:val="true"/>
       <w:bidi w:val="0"/>
+      <w:spacing w:before="0" w:after="0"/>
+      <w:jc w:val="left"/>
     </w:pPr>
     <w:rPr>
       <w:rFonts w:ascii="Liberation Serif" w:hAnsi="Liberation Serif" w:eastAsia="NSimSun" w:cs="Lucida Sans"/>
@@ -7262,8 +7515,8 @@
       <w:u w:val="single"/>
     </w:rPr>
   </w:style>
-  <w:style w:type="character" w:styleId="Bullets">
-    <w:name w:val="Bullets"/>
+  <w:style w:type="character" w:styleId="Bulletsuser">
+    <w:name w:val="Bullets (user)"/>
     <w:qFormat/>
     <w:rPr>
       <w:rFonts w:ascii="OpenSymbol" w:hAnsi="OpenSymbol" w:eastAsia="OpenSymbol" w:cs="OpenSymbol"/>

--- a/5anno/esame-V-anno/2019_esame5/2019-straord/2019-straord_soluzione.docx
+++ b/5anno/esame-V-anno/2019_esame5/2019-straord/2019-straord_soluzione.docx
@@ -571,6 +571,20 @@
       </w:pPr>
       <w:r>
         <w:rPr/>
+      </w:r>
+      <w:r>
+        <w:br w:type="page"/>
+      </w:r>
+    </w:p>
+    <w:p>
+      <w:pPr>
+        <w:pStyle w:val="Heading3"/>
+        <w:bidi w:val="0"/>
+        <w:jc w:val="left"/>
+        <w:rPr/>
+      </w:pPr>
+      <w:r>
+        <w:rPr/>
         <w:t>SOLUZIONE</w:t>
       </w:r>
     </w:p>
@@ -599,26 +613,24 @@
     </w:p>
     <w:p>
       <w:pPr>
-        <w:pStyle w:val="Normal"/>
-        <w:bidi w:val="0"/>
-        <w:jc w:val="left"/>
-        <w:rPr/>
-      </w:pPr>
-      <w:r>
-        <w:rPr/>
-        <w:t>P</w:t>
-      </w:r>
-      <w:r>
-        <w:rPr/>
-        <w:t xml:space="preserve">rogettazione della rete ... </w:t>
-      </w:r>
-      <w:r>
-        <w:rPr/>
-        <w:t>s</w:t>
-      </w:r>
-      <w:r>
-        <w:rPr/>
-        <w:t>i tratta di applicare elementi di cablaggio strutturato, con elementi di reti wireless. Vediamo, innanzi tutto, un possibile schema su cui ragionare la nostra progettazione.</w:t>
+        <w:pStyle w:val="Heading3"/>
+        <w:rPr/>
+      </w:pPr>
+      <w:r>
+        <w:rPr/>
+        <w:t xml:space="preserve">Progettazione della rete </w:t>
+      </w:r>
+    </w:p>
+    <w:p>
+      <w:pPr>
+        <w:pStyle w:val="Normal"/>
+        <w:bidi w:val="0"/>
+        <w:jc w:val="left"/>
+        <w:rPr/>
+      </w:pPr>
+      <w:r>
+        <w:rPr/>
+        <w:t>... si tratta di applicare elementi di cablaggio strutturato, con elementi di reti wireless. Vediamo, innanzi tutto, un possibile schema su cui ragionare la nostra progettazione.</w:t>
       </w:r>
     </w:p>
     <w:p>
@@ -771,11 +783,34 @@
         <w:pStyle w:val="Normal"/>
         <w:bidi w:val="0"/>
         <w:jc w:val="left"/>
-        <w:rPr/>
-      </w:pPr>
-      <w:r>
-        <w:rPr/>
-        <w:t xml:space="preserve">Ogni piano è collegato con una dorsale, detta backbone, solitamente un cavo ethernet ad alte prestazioni o fibra ottica che possa trasportare 1 o 10Gbit/s per le CAT6 e 8. </w:t>
+        <w:rPr>
+          <w:color w:val="2A6099"/>
+        </w:rPr>
+      </w:pPr>
+      <w:r>
+        <w:rPr>
+          <w:b/>
+          <w:bCs/>
+          <w:color w:val="2A6099"/>
+        </w:rPr>
+        <w:t>Ogni piano</w:t>
+      </w:r>
+      <w:r>
+        <w:rPr>
+          <w:color w:val="2A6099"/>
+        </w:rPr>
+        <w:t xml:space="preserve"> è collegato con una dorsale, detta backbone, solitamente un cavo ethernet ad alte prestazioni o fibra ottica che possa trasportare 1 o 10Gbit/s per le CAT6 e 8. </w:t>
+      </w:r>
+    </w:p>
+    <w:p>
+      <w:pPr>
+        <w:pStyle w:val="Normal"/>
+        <w:bidi w:val="0"/>
+        <w:jc w:val="left"/>
+        <w:rPr/>
+      </w:pPr>
+      <w:r>
+        <w:rPr/>
         <w:br/>
         <w:t xml:space="preserve">Qui si pone una scelta tecnologica: risparmiare oppure ottenere il massimo delle prestazioni e della suddivisione logica. </w:t>
       </w:r>
@@ -809,7 +844,35 @@
       </w:pPr>
       <w:r>
         <w:rPr/>
-        <w:t xml:space="preserve">Nel secondo caso di cavi ne devono salire almeno tre, uno per piano, con un quarto cavo gestiamo il traffico del piano seminterrato così da portare al router quattro cavi di piano più quello della stanza tecnica. </w:t>
+        <w:t xml:space="preserve">Nel secondo caso di cavi ne devono salire almeno tre, uno per piano, con un quarto cavo gestiamo il traffico del piano seminterrato </w:t>
+      </w:r>
+      <w:r>
+        <w:rPr>
+          <w:b/>
+          <w:bCs/>
+        </w:rPr>
+        <w:t>così da portare al router quattro cavi di piano più quello della stanza tecnica</w:t>
+      </w:r>
+      <w:r>
+        <w:rPr/>
+        <w:t xml:space="preserve">. </w:t>
+      </w:r>
+    </w:p>
+    <w:p>
+      <w:pPr>
+        <w:pStyle w:val="Normal"/>
+        <w:bidi w:val="0"/>
+        <w:jc w:val="left"/>
+        <w:rPr>
+          <w:b/>
+          <w:bCs/>
+        </w:rPr>
+      </w:pPr>
+      <w:r>
+        <w:rPr>
+          <w:b/>
+          <w:bCs/>
+        </w:rPr>
       </w:r>
     </w:p>
     <w:p>
@@ -832,7 +895,18 @@
       </w:r>
       <w:r>
         <w:rPr/>
-        <w:t>, pannello di permutazione in italiano, ovvero un elemento passivo che raccoglie i cavi che entrano od escono dal rack fornendo un opportuna porta che possono poi essere suddivise in modo logico e collegate ai dispositivi attivi più idonei, nel nostro caso sicuramente degli apparati switch. In foto è riportato un esempio commerciale con 24 porte per plug RJ 45, categoria 6.</w:t>
+        <w:t xml:space="preserve">, pannello di permutazione in italiano, ovvero un </w:t>
+      </w:r>
+      <w:r>
+        <w:rPr>
+          <w:b/>
+          <w:bCs/>
+        </w:rPr>
+        <w:t>elemento passivo</w:t>
+      </w:r>
+      <w:r>
+        <w:rPr/>
+        <w:t xml:space="preserve"> che raccoglie i cavi che entrano od escono dal rack fornendo un opportuna porta che possono poi essere suddivise in modo logico e collegate ai dispositivi attivi più idonei, nel nostro caso sicuramente degli apparati switch. In foto è riportato un esempio commerciale con 24 porte per plug RJ 45, categoria 6.</w:t>
       </w:r>
     </w:p>
     <w:p>
@@ -914,8 +988,27 @@
         <w:rPr/>
       </w:pPr>
       <w:r>
-        <w:rPr/>
-        <w:t xml:space="preserve">Per ogni piano possiamo aggiungere uno o più switch, anche modulari a seconda delle necessità, sia per rispondere alla specifica progettuale che stiamo affrontando, sia per avere maggior scalabilità in futuro. Possiamo qindi pensare ad uno switch a 12 porte o direttamente a 24. Per coerenza, il dispositivo lo scegliamo con capacità Gigabit e abilitato ai cavi Ethernet di CAT6. </w:t>
+        <w:rPr>
+          <w:color w:val="2A6099"/>
+        </w:rPr>
+        <w:t>Per ogni piano possiamo aggiungere uno o più switch</w:t>
+      </w:r>
+      <w:r>
+        <w:rPr/>
+        <w:t xml:space="preserve">, anche modulari a seconda delle necessità, sia per rispondere alla specifica progettuale che stiamo affrontando, sia per avere maggior scalabilità in futuro. Possiamo qindi pensare ad uno switch a 12 porte o direttamente a 24. </w:t>
+        <w:br/>
+        <w:t xml:space="preserve">Per coerenza, il dispositivo lo scegliamo con capacità Gigabit e abilitato ai cavi Ethernet di CAT6. </w:t>
+      </w:r>
+    </w:p>
+    <w:p>
+      <w:pPr>
+        <w:pStyle w:val="Normal"/>
+        <w:bidi w:val="0"/>
+        <w:jc w:val="left"/>
+        <w:rPr/>
+      </w:pPr>
+      <w:r>
+        <w:rPr/>
       </w:r>
     </w:p>
     <w:p>
@@ -939,34 +1032,80 @@
       </w:pPr>
       <w:r>
         <w:rPr/>
-        <w:t>Tutti gli apparati, anche dove non esplicitamente specificato, dovranno quindi avere interfaccia o scheda di rete adeguata, per non creare colli di bottiglia.</w:t>
-      </w:r>
-    </w:p>
-    <w:p>
-      <w:pPr>
-        <w:pStyle w:val="Normal"/>
-        <w:bidi w:val="0"/>
-        <w:jc w:val="left"/>
-        <w:rPr/>
-      </w:pPr>
-      <w:r>
-        <w:rPr/>
-      </w:r>
-    </w:p>
-    <w:p>
-      <w:pPr>
-        <w:pStyle w:val="Normal"/>
-        <w:bidi w:val="0"/>
-        <w:jc w:val="left"/>
-        <w:rPr/>
-      </w:pPr>
-      <w:r>
-        <w:rPr/>
-        <w:t xml:space="preserve">Dimensionare una rete wireless richiede poche semplici regole. Ogni cabina dovrebbe essere dotata di uno un access point da posizionare possibilmente al centro sul soffitto del vagone. </w:t>
+        <w:t xml:space="preserve">Tutti gli apparati, anche dove non esplicitamente specificato, dovranno quindi avere interfaccia o scheda di rete adeguata, </w:t>
+      </w:r>
+      <w:r>
+        <w:rPr>
+          <w:b/>
+          <w:bCs/>
+        </w:rPr>
+        <w:t>per non creare colli di bottiglia</w:t>
+      </w:r>
+      <w:r>
+        <w:rPr/>
+        <w:t>.</w:t>
+      </w:r>
+    </w:p>
+    <w:p>
+      <w:pPr>
+        <w:pStyle w:val="Normal"/>
+        <w:bidi w:val="0"/>
+        <w:jc w:val="left"/>
+        <w:rPr/>
+      </w:pPr>
+      <w:r>
+        <w:rPr/>
+      </w:r>
+    </w:p>
+    <w:p>
+      <w:pPr>
+        <w:pStyle w:val="Normal"/>
+        <w:bidi w:val="0"/>
+        <w:jc w:val="left"/>
+        <w:rPr/>
+      </w:pPr>
+      <w:r>
+        <w:rPr/>
+        <w:t xml:space="preserve">Dimensionare una rete wireless richiede poche semplici regole. </w:t>
         <w:br/>
-        <w:t xml:space="preserve">L’access-point è collegato con un cavo Ethernet allo switch posto sul piano, possibilmente con tecnologia PoE o PoE+, Power Over Ethernet, che oltre a trasportare il segnale, trasporta una alimentazione per il dispositivo collegato che varia tra i 15 watt circa e i 30 watt per la versione plus. In figura, accanto allo switch, è disegnato a titolo esemplificativo un alimentatore POE, ma spesso li troviamo già integrati nel dispositivo o, in quelli di fascia alta, può essere aggiunto in maniera modulare. </w:t>
+        <w:t xml:space="preserve">Ogni cabina dovrebbe essere dotata di uno un access point da posizionare possibilmente al centro sul soffitto. </w:t>
         <w:br/>
-        <w:t xml:space="preserve">Occorre un cavo quindi per collegare ogni AP. Alcuni AP, hanno una doppia interfaccia che permetterebbe in caso il collegamento a cascata ingresso/uscita. In questo secondo caso, potrebbe occorrere comunque inserire uno switch o repeater poiché la potenza del segnale PoE non è tale da alimentare in cascata più apparati. Per ogni reparto è quindi necessario avere uno o più AP, non essendoci particolari specifiche, presumiamo un numero congruo di due AP per reparto per un totale di quattro AP per piano, tutti collegati come già detto allo switch PoE di piano. </w:t>
+      </w:r>
+      <w:r>
+        <w:rPr>
+          <w:b/>
+          <w:bCs/>
+        </w:rPr>
+        <w:t>L’access-point è collegato con un cavo Ethernet allo switch posto sul piano</w:t>
+      </w:r>
+      <w:r>
+        <w:rPr/>
+        <w:t xml:space="preserve">, possibilmente con tecnologia </w:t>
+      </w:r>
+      <w:r>
+        <w:rPr>
+          <w:b/>
+          <w:bCs/>
+          <w:color w:val="2A6099"/>
+        </w:rPr>
+        <w:t>PoE o PoE+, Power Over Ethernet</w:t>
+      </w:r>
+      <w:r>
+        <w:rPr/>
+        <w:t xml:space="preserve">, che oltre a trasportare il segnale, trasporta una alimentazione per il dispositivo collegato che varia tra i 15 watt circa e i 30 watt per la versione plus. In figura, accanto allo switch, è disegnato a titolo esemplificativo un alimentatore POE, ma spesso li troviamo già integrati nel dispositivo o, in quelli di fascia alta, può essere aggiunto in maniera modulare. </w:t>
+        <w:br/>
+        <w:t xml:space="preserve">Occorre un cavo quindi per collegare ogni AP. Alcuni AP, hanno una doppia interfaccia che permetterebbe in caso il collegamento a cascata ingresso/uscita. In questo secondo caso, potrebbe occorrere comunque inserire uno switch o repeater poiché </w:t>
+      </w:r>
+      <w:r>
+        <w:rPr>
+          <w:b/>
+          <w:bCs/>
+        </w:rPr>
+        <w:t>la potenza del segnale PoE non è tale da alimentare in cascata più apparati</w:t>
+      </w:r>
+      <w:r>
+        <w:rPr/>
+        <w:t xml:space="preserve">. Per ogni reparto è quindi necessario avere uno o più AP, non essendoci particolari specifiche, presumiamo un numero congruo di due AP per reparto per un totale di quattro AP per piano, tutti collegati come già detto allo switch PoE di piano. </w:t>
         <w:br/>
         <w:t xml:space="preserve">In figura, per semplicità, ne abbiamo disegnati solo due per piano. </w:t>
       </w:r>
@@ -980,30 +1119,83 @@
       </w:pPr>
       <w:r>
         <w:rPr/>
-        <w:t>Occorre poi valutare sul campo, in base alle necessità e le metrature da coprire, decidere se aggiungere altri AP per garantire prestazioni ed evitare zone d’ombra dovute ad oggetti o muri. Solitamente, e potrebbe essere una buona soluzione anche per noi. Gli AP sono disposti in modo intermedio all’inizio e la fine dei corridoi principali dei raparti, in alto non facilmente accessibili dai non addetti ai lavori.Anche per la farmacia, possiamo supporre esigenze analoghe con uno o due AP. Nella stanza tecnica, tutto cablato senza WiFi.</w:t>
-      </w:r>
-    </w:p>
-    <w:p>
-      <w:pPr>
-        <w:pStyle w:val="Normal"/>
-        <w:bidi w:val="0"/>
-        <w:jc w:val="left"/>
-        <w:rPr/>
-      </w:pPr>
-      <w:r>
-        <w:rPr/>
-      </w:r>
-    </w:p>
-    <w:p>
-      <w:pPr>
-        <w:pStyle w:val="Normal"/>
-        <w:bidi w:val="0"/>
-        <w:jc w:val="left"/>
-        <w:rPr/>
-      </w:pPr>
-      <w:r>
-        <w:rPr/>
-        <w:t>Si esclude invece categoricamente che gli AP siano collegati tra di loro con un ponte radio a mezzo di range-extender o repeater wireless poiché soluzione poco efficiente e di cui non si avverte la necessità. I dispositivi AP devono garantire connettività 802.11n e 802.11ac per le connessioni nella banda dei 2,4 e 5,4 Ghz, con preferenza alla seconda banda che decisamente offre alte prestazioni di banda. Gli switch sono collegati in cascata con il router principale dell’ospedale, che potrebbe essere collocato nella stanza tecnica. Dato l’elevato numero di AP che stiamo andando ad inserire, potrebbe essere vincente la scelta di usare dei Light AP, ovvero dispositivi con poche configurazioni in locale che vengono invece configurati a valle da un Wirelass LAN Controller che propaga e gestisce in modo centralizzato le configurazioni di rete, DHCP, misure di sicurezza ed autenticazione. In figura sottostante è riportato un WLC Cisco AIR-CT3504-K9-2 con supporto 802.11AC del valore commerciale di circa 2000 euro.</w:t>
+      </w:r>
+    </w:p>
+    <w:p>
+      <w:pPr>
+        <w:pStyle w:val="Normal"/>
+        <w:bidi w:val="0"/>
+        <w:jc w:val="left"/>
+        <w:rPr/>
+      </w:pPr>
+      <w:r>
+        <w:rPr/>
+        <w:t xml:space="preserve">Occorre poi valutare sul campo, in base alle necessità e le metrature da coprire, decidere se aggiungere altri AP per garantire prestazioni ed evitare zone d’ombra dovute ad oggetti o muri. Solitamente, e potrebbe essere una buona soluzione anche per noi. Gli AP sono disposti in modo intermedio all’inizio e la fine dei corridoi principali dei raparti, in alto non facilmente accessibili dai non addetti ai lavori.Anche per la farmacia, possiamo supporre esigenze analoghe con uno o due AP. </w:t>
+      </w:r>
+    </w:p>
+    <w:p>
+      <w:pPr>
+        <w:pStyle w:val="Normal"/>
+        <w:bidi w:val="0"/>
+        <w:jc w:val="left"/>
+        <w:rPr/>
+      </w:pPr>
+      <w:r>
+        <w:rPr>
+          <w:b/>
+          <w:bCs/>
+        </w:rPr>
+        <w:t>Nella stanza tecnica, tutto cablato senza WiFi</w:t>
+      </w:r>
+      <w:r>
+        <w:rPr/>
+        <w:t>.</w:t>
+      </w:r>
+    </w:p>
+    <w:p>
+      <w:pPr>
+        <w:pStyle w:val="Normal"/>
+        <w:bidi w:val="0"/>
+        <w:jc w:val="left"/>
+        <w:rPr/>
+      </w:pPr>
+      <w:r>
+        <w:rPr/>
+      </w:r>
+    </w:p>
+    <w:p>
+      <w:pPr>
+        <w:pStyle w:val="Normal"/>
+        <w:bidi w:val="0"/>
+        <w:jc w:val="left"/>
+        <w:rPr/>
+      </w:pPr>
+      <w:r>
+        <w:rPr/>
+        <w:t xml:space="preserve">Si esclude invece categoricamente che gli AP siano collegati tra di loro con un ponte radio a mezzo di range-extender o repeater wireless poiché soluzione poco efficiente e di cui non si avverte la necessità. I dispositivi AP devono garantire connettività 802.11n e 802.11ac per le connessioni nella banda dei 2,4 e </w:t>
+      </w:r>
+      <w:r>
+        <w:rPr>
+          <w:b/>
+          <w:bCs/>
+        </w:rPr>
+        <w:t>5,4 Ghz, con preferenza alla seconda banda che decisamente offre alte prestazioni di banda</w:t>
+      </w:r>
+      <w:r>
+        <w:rPr/>
+        <w:t xml:space="preserve">. </w:t>
+      </w:r>
+    </w:p>
+    <w:p>
+      <w:pPr>
+        <w:pStyle w:val="Normal"/>
+        <w:bidi w:val="0"/>
+        <w:jc w:val="left"/>
+        <w:rPr/>
+      </w:pPr>
+      <w:r>
+        <w:rPr/>
+        <w:t>Gli switch sono collegati in cascata con il router principale dell’ospedale, che potrebbe essere collocato nella stanza tecnica. Dato l’elevato numero di AP che stiamo andando ad inserire, potrebbe essere vincente la scelta di usare dei Light AP, ovvero dispositivi con poche configurazioni in locale che vengono invece configurati a valle da un Wirelass LAN Controller che propaga e gestisce in modo centralizzato le configurazioni di rete, DHCP, misure di sicurezza ed autenticazione. In figura sottostante è riportato un WLC Cisco AIR-CT3504-K9-2 con supporto 802.11AC del valore commerciale di circa 2000 euro.</w:t>
       </w:r>
     </w:p>
     <w:p>
@@ -7515,8 +7707,8 @@
       <w:u w:val="single"/>
     </w:rPr>
   </w:style>
-  <w:style w:type="character" w:styleId="Bulletsuser">
-    <w:name w:val="Bullets (user)"/>
+  <w:style w:type="character" w:styleId="Bullets">
+    <w:name w:val="Bullets"/>
     <w:qFormat/>
     <w:rPr>
       <w:rFonts w:ascii="OpenSymbol" w:hAnsi="OpenSymbol" w:eastAsia="OpenSymbol" w:cs="OpenSymbol"/>
